--- a/deliverables/SPRINT_V4-V9/NEW_V6_FORMER_V22_Sprint_Production_Package/01_RECORDING/FINAL_Sprint_Recording_Master.docx
+++ b/deliverables/SPRINT_V4-V9/NEW_V6_FORMER_V22_Sprint_Production_Package/01_RECORDING/FINAL_Sprint_Recording_Master.docx
@@ -125,7 +125,7 @@
         <w:rPr>
           <w:sz w:val="21"/>
         </w:rPr>
-        <w:t>1,006</w:t>
+        <w:t>1,008</w:t>
       </w:r>
     </w:p>
     <w:p>
@@ -144,7 +144,7 @@
         <w:rPr>
           <w:sz w:val="21"/>
         </w:rPr>
-        <w:t>6:56 to 7:44 at 130 to 145 words per minute. Not a runtime.</w:t>
+        <w:t>6:57 to 7:45 at 130 to 145 words per minute. Not a runtime.</w:t>
       </w:r>
     </w:p>
     <w:p>
@@ -182,7 +182,7 @@
         <w:rPr>
           <w:sz w:val="21"/>
         </w:rPr>
-        <w:t>042f0cbfc8d3f4acf98c71632e2c79b448c571fd268966b50d4041b3bed7b0af</w:t>
+        <w:t>5fac0d7f5de04fc4538370b117d15702d5776b094d2f677a346e27a98395aa66</w:t>
       </w:r>
     </w:p>
     <w:p>
@@ -201,7 +201,7 @@
         <w:rPr>
           <w:sz w:val="21"/>
         </w:rPr>
-        <w:t>Sunday, September 13, 2026 | 8:00 PM CT</w:t>
+        <w:t>Sunday, September 13, 2026 | 8:44 PM CT</w:t>
       </w:r>
     </w:p>
     <w:p>
@@ -1100,7 +1100,7 @@
         <w:rPr>
           <w:sz w:val="25"/>
         </w:rPr>
-        <w:t>Then ask the question people sometimes skip because they want the move to work:</w:t>
+        <w:t>Then ask the question that is easy to skip when you want the move to work:</w:t>
       </w:r>
     </w:p>
     <w:p>

--- a/deliverables/SPRINT_V4-V9/NEW_V6_FORMER_V22_Sprint_Production_Package/01_RECORDING/FINAL_Sprint_Recording_Master.docx
+++ b/deliverables/SPRINT_V4-V9/NEW_V6_FORMER_V22_Sprint_Production_Package/01_RECORDING/FINAL_Sprint_Recording_Master.docx
@@ -125,7 +125,7 @@
         <w:rPr>
           <w:sz w:val="21"/>
         </w:rPr>
-        <w:t>1,008</w:t>
+        <w:t>1,010</w:t>
       </w:r>
     </w:p>
     <w:p>
@@ -144,7 +144,7 @@
         <w:rPr>
           <w:sz w:val="21"/>
         </w:rPr>
-        <w:t>6:57 to 7:45 at 130 to 145 words per minute. Not a runtime.</w:t>
+        <w:t>6:58 to 7:46 at 130 to 145 words per minute. Not a runtime.</w:t>
       </w:r>
     </w:p>
     <w:p>
@@ -182,7 +182,7 @@
         <w:rPr>
           <w:sz w:val="21"/>
         </w:rPr>
-        <w:t>5fac0d7f5de04fc4538370b117d15702d5776b094d2f677a346e27a98395aa66</w:t>
+        <w:t>72a2b19fc317abbd59e43a939b767e45b39fd2be68daba9c44c5c0bc0e264c5b</w:t>
       </w:r>
     </w:p>
     <w:p>
@@ -201,7 +201,7 @@
         <w:rPr>
           <w:sz w:val="21"/>
         </w:rPr>
-        <w:t>Sunday, September 13, 2026 | 8:44 PM CT</w:t>
+        <w:t>Monday, September 14, 2026 | 5:48 AM CT</w:t>
       </w:r>
     </w:p>
     <w:p>
@@ -1176,7 +1176,7 @@
         <w:rPr>
           <w:sz w:val="25"/>
         </w:rPr>
-        <w:t>One posting in the sample was unusually direct. GiveDirectly was hiring a Director of Global Talent Acquisition and said candidates whose recruiting experience was exclusively in one geographic context were unlikely to be a strong fit.</w:t>
+        <w:t>One posting in the sample was unusually direct. A global nonprofit was hiring a Director of Global Talent Acquisition and said candidates whose recruiting experience was exclusively in one geographic context were unlikely to be a strong fit.</w:t>
       </w:r>
     </w:p>
     <w:p>
